--- a/doc_templates/ΤΕΠΙΧ-ΙΙΙ_Δήλωση-ΜμΕ.docx
+++ b/doc_templates/ΤΕΠΙΧ-ΙΙΙ_Δήλωση-ΜμΕ.docx
@@ -363,7 +363,7 @@
           <w:spacing w:val="-2"/>
           <w:vertAlign w:val="baseline"/>
         </w:rPr>
-        <w:t>{{ afm }}</w:t>
+        <w:t>{{ epicheirisi_afm }}</w:t>
       </w:r>
     </w:p>
     <w:p>
